--- a/Publishing-a-Quarto-Site-to-GitHub-Pages.docx
+++ b/Publishing-a-Quarto-Site-to-GitHub-Pages.docx
@@ -2358,6 +2358,1030 @@
         </w:rPr>
         <w:t>); browsers cache pages aggressively.</w:t>
       </w:r>
+    </w:p>
+    <w:p>
+      <w:pPr>
+        <w:spacing w:after="80"/>
+      </w:pPr>
+    </w:p>
+    <w:p>
+      <w:r>
+        <w:br w:type="page"/>
+      </w:r>
+    </w:p>
+    <w:p>
+      <w:pPr>
+        <w:pStyle w:val="Heading1"/>
+        <w:pBdr>
+          <w:bottom w:val="single" w:sz="6" w:space="4" w:color="3A59A0"/>
+        </w:pBdr>
+        <w:spacing w:before="360" w:after="160"/>
+      </w:pPr>
+      <w:r>
+        <w:rPr>
+          <w:rFonts w:ascii="Calibri" w:eastAsia="Calibri" w:hAnsi="Calibri" w:cs="Calibri"/>
+          <w:b/>
+          <w:bCs/>
+          <w:color w:val="3A59A0"/>
+        </w:rPr>
+        <w:lastRenderedPageBreak/>
+        <w:t>Debugging</w:t>
+      </w:r>
+      <w:r>
+        <w:rPr>
+          <w:rFonts w:ascii="Calibri" w:eastAsia="Calibri" w:hAnsi="Calibri" w:cs="Calibri"/>
+          <w:b/>
+          <w:bCs/>
+          <w:color w:val="3A59A0"/>
+        </w:rPr>
+        <w:t xml:space="preserve"> — </w:t>
+      </w:r>
+      <w:r>
+        <w:rPr>
+          <w:rFonts w:ascii="Calibri" w:eastAsia="Calibri" w:hAnsi="Calibri" w:cs="Calibri"/>
+          <w:b/>
+          <w:bCs/>
+          <w:color w:val="3A59A0"/>
+        </w:rPr>
+        <w:t>Problems I’ve Encountered</w:t>
+      </w:r>
+    </w:p>
+    <w:p>
+      <w:pPr>
+        <w:spacing w:after="160"/>
+      </w:pPr>
+      <w:r>
+        <w:rPr>
+          <w:rFonts w:ascii="Calibri" w:eastAsia="Calibri" w:hAnsi="Calibri" w:cs="Calibri"/>
+          <w:sz w:val="22"/>
+          <w:szCs w:val="22"/>
+        </w:rPr>
+        <w:t xml:space="preserve">Problems arise now and again that require debugging. I can (and do) ask Claude/ChatGPT for assistance, but these are the cases I’ve encountered thus far. </w:t>
+      </w:r>
+    </w:p>
+    <w:p>
+      <w:pPr>
+        <w:pStyle w:val="Heading2"/>
+        <w:spacing w:before="280" w:after="120"/>
+        <w:rPr>
+          <w:rFonts w:ascii="Calibri" w:eastAsia="Calibri" w:hAnsi="Calibri" w:cs="Calibri"/>
+          <w:b/>
+          <w:bCs/>
+          <w:color w:val="3A59A0"/>
+          <w:sz w:val="25"/>
+          <w:szCs w:val="25"/>
+        </w:rPr>
+      </w:pPr>
+      <w:r>
+        <w:rPr>
+          <w:rFonts w:ascii="Calibri" w:eastAsia="Calibri" w:hAnsi="Calibri" w:cs="Calibri"/>
+          <w:b/>
+          <w:bCs/>
+          <w:color w:val="3A59A0"/>
+          <w:sz w:val="25"/>
+          <w:szCs w:val="25"/>
+        </w:rPr>
+        <w:t xml:space="preserve">1. </w:t>
+      </w:r>
+      <w:r>
+        <w:rPr>
+          <w:rFonts w:ascii="Calibri" w:eastAsia="Calibri" w:hAnsi="Calibri" w:cs="Calibri"/>
+          <w:b/>
+          <w:bCs/>
+          <w:color w:val="3A59A0"/>
+          <w:sz w:val="25"/>
+          <w:szCs w:val="25"/>
+        </w:rPr>
+        <w:t xml:space="preserve">Conflicting </w:t>
+      </w:r>
+      <w:proofErr w:type="spellStart"/>
+      <w:r>
+        <w:rPr>
+          <w:rFonts w:ascii="Calibri" w:eastAsia="Calibri" w:hAnsi="Calibri" w:cs="Calibri"/>
+          <w:b/>
+          <w:bCs/>
+          <w:color w:val="3A59A0"/>
+          <w:sz w:val="25"/>
+          <w:szCs w:val="25"/>
+        </w:rPr>
+        <w:t>Worktrees</w:t>
+      </w:r>
+      <w:proofErr w:type="spellEnd"/>
+      <w:r>
+        <w:rPr>
+          <w:rFonts w:ascii="Calibri" w:eastAsia="Calibri" w:hAnsi="Calibri" w:cs="Calibri"/>
+          <w:b/>
+          <w:bCs/>
+          <w:color w:val="3A59A0"/>
+          <w:sz w:val="25"/>
+          <w:szCs w:val="25"/>
+        </w:rPr>
+        <w:t xml:space="preserve"> in </w:t>
+      </w:r>
+      <w:proofErr w:type="spellStart"/>
+      <w:r>
+        <w:rPr>
+          <w:rFonts w:ascii="Calibri" w:eastAsia="Calibri" w:hAnsi="Calibri" w:cs="Calibri"/>
+          <w:b/>
+          <w:bCs/>
+          <w:color w:val="3A59A0"/>
+          <w:sz w:val="25"/>
+          <w:szCs w:val="25"/>
+        </w:rPr>
+        <w:t>Github</w:t>
+      </w:r>
+      <w:proofErr w:type="spellEnd"/>
+    </w:p>
+    <w:p>
+      <w:pPr>
+        <w:pStyle w:val="Heading2"/>
+        <w:spacing w:before="280" w:after="120"/>
+        <w:rPr>
+          <w:color w:val="000000" w:themeColor="text1"/>
+        </w:rPr>
+      </w:pPr>
+      <w:r>
+        <w:rPr>
+          <w:rFonts w:ascii="Calibri" w:eastAsia="Calibri" w:hAnsi="Calibri" w:cs="Calibri"/>
+          <w:color w:val="000000" w:themeColor="text1"/>
+          <w:sz w:val="22"/>
+          <w:szCs w:val="22"/>
+        </w:rPr>
+        <w:t xml:space="preserve">This is an error I encountered in September 2026 while trying to update my website. See the error below, which is followed by the steps </w:t>
+      </w:r>
+      <w:proofErr w:type="spellStart"/>
+      <w:r>
+        <w:rPr>
+          <w:rFonts w:ascii="Calibri" w:eastAsia="Calibri" w:hAnsi="Calibri" w:cs="Calibri"/>
+          <w:color w:val="000000" w:themeColor="text1"/>
+          <w:sz w:val="22"/>
+          <w:szCs w:val="22"/>
+        </w:rPr>
+        <w:t>forceably</w:t>
+      </w:r>
+      <w:proofErr w:type="spellEnd"/>
+      <w:r>
+        <w:rPr>
+          <w:rFonts w:ascii="Calibri" w:eastAsia="Calibri" w:hAnsi="Calibri" w:cs="Calibri"/>
+          <w:color w:val="000000" w:themeColor="text1"/>
+          <w:sz w:val="22"/>
+          <w:szCs w:val="22"/>
+        </w:rPr>
+        <w:t xml:space="preserve"> remove the faulty </w:t>
+      </w:r>
+      <w:proofErr w:type="spellStart"/>
+      <w:r>
+        <w:rPr>
+          <w:rFonts w:ascii="Calibri" w:eastAsia="Calibri" w:hAnsi="Calibri" w:cs="Calibri"/>
+          <w:color w:val="000000" w:themeColor="text1"/>
+          <w:sz w:val="22"/>
+          <w:szCs w:val="22"/>
+        </w:rPr>
+        <w:t>worktree</w:t>
+      </w:r>
+      <w:proofErr w:type="spellEnd"/>
+      <w:r>
+        <w:rPr>
+          <w:rFonts w:ascii="Calibri" w:eastAsia="Calibri" w:hAnsi="Calibri" w:cs="Calibri"/>
+          <w:color w:val="000000" w:themeColor="text1"/>
+          <w:sz w:val="22"/>
+          <w:szCs w:val="22"/>
+        </w:rPr>
+        <w:t xml:space="preserve">. </w:t>
+      </w:r>
+    </w:p>
+    <w:p>
+      <w:pPr>
+        <w:shd w:val="clear" w:color="auto" w:fill="3A59A0"/>
+        <w:spacing w:before="120" w:after="40"/>
+      </w:pPr>
+      <w:r>
+        <w:rPr>
+          <w:rFonts w:ascii="Calibri" w:eastAsia="Calibri" w:hAnsi="Calibri" w:cs="Calibri"/>
+          <w:b/>
+          <w:bCs/>
+          <w:color w:val="FFFFFF"/>
+          <w:sz w:val="16"/>
+          <w:szCs w:val="16"/>
+        </w:rPr>
+        <w:t xml:space="preserve">  </w:t>
+      </w:r>
+      <w:proofErr w:type="gramStart"/>
+      <w:r>
+        <w:rPr>
+          <w:rFonts w:ascii="Calibri" w:eastAsia="Calibri" w:hAnsi="Calibri" w:cs="Calibri"/>
+          <w:b/>
+          <w:bCs/>
+          <w:color w:val="FFFFFF"/>
+          <w:sz w:val="16"/>
+          <w:szCs w:val="16"/>
+        </w:rPr>
+        <w:t xml:space="preserve">TERMINAL  </w:t>
+      </w:r>
+      <w:r>
+        <w:rPr>
+          <w:rFonts w:ascii="Calibri" w:eastAsia="Calibri" w:hAnsi="Calibri" w:cs="Calibri"/>
+          <w:b/>
+          <w:bCs/>
+          <w:color w:val="FFFFFF"/>
+          <w:sz w:val="16"/>
+          <w:szCs w:val="16"/>
+        </w:rPr>
+        <w:t>(</w:t>
+      </w:r>
+      <w:proofErr w:type="gramEnd"/>
+      <w:r>
+        <w:rPr>
+          <w:rFonts w:ascii="Calibri" w:eastAsia="Calibri" w:hAnsi="Calibri" w:cs="Calibri"/>
+          <w:b/>
+          <w:bCs/>
+          <w:color w:val="FFFFFF"/>
+          <w:sz w:val="16"/>
+          <w:szCs w:val="16"/>
+        </w:rPr>
+        <w:t>Error Code)</w:t>
+      </w:r>
+    </w:p>
+    <w:p>
+      <w:pPr>
+        <w:shd w:val="clear" w:color="auto" w:fill="F2F2F2"/>
+        <w:spacing w:after="200"/>
+        <w:ind w:left="215" w:right="215"/>
+        <w:rPr>
+          <w:rFonts w:ascii="Consolas" w:eastAsia="Consolas" w:hAnsi="Consolas" w:cs="Consolas"/>
+          <w:color w:val="1A1A1A"/>
+        </w:rPr>
+      </w:pPr>
+      <w:r>
+        <w:rPr>
+          <w:rFonts w:ascii="Consolas" w:eastAsia="Consolas" w:hAnsi="Consolas" w:cs="Consolas"/>
+          <w:color w:val="1A1A1A"/>
+        </w:rPr>
+        <w:t>fatal: '</w:t>
+      </w:r>
+      <w:proofErr w:type="spellStart"/>
+      <w:r>
+        <w:rPr>
+          <w:rFonts w:ascii="Consolas" w:eastAsia="Consolas" w:hAnsi="Consolas" w:cs="Consolas"/>
+          <w:color w:val="1A1A1A"/>
+        </w:rPr>
+        <w:t>gh</w:t>
+      </w:r>
+      <w:proofErr w:type="spellEnd"/>
+      <w:r>
+        <w:rPr>
+          <w:rFonts w:ascii="Consolas" w:eastAsia="Consolas" w:hAnsi="Consolas" w:cs="Consolas"/>
+          <w:color w:val="1A1A1A"/>
+        </w:rPr>
+        <w:t>-pages' is already checked out at '/Users/mvargo/Desktop/Documents/Quarto-mbvargo</w:t>
+      </w:r>
+      <w:proofErr w:type="gramStart"/>
+      <w:r>
+        <w:rPr>
+          <w:rFonts w:ascii="Consolas" w:eastAsia="Consolas" w:hAnsi="Consolas" w:cs="Consolas"/>
+          <w:color w:val="1A1A1A"/>
+        </w:rPr>
+        <w:t>/.quarto</w:t>
+      </w:r>
+      <w:proofErr w:type="gramEnd"/>
+      <w:r>
+        <w:rPr>
+          <w:rFonts w:ascii="Consolas" w:eastAsia="Consolas" w:hAnsi="Consolas" w:cs="Consolas"/>
+          <w:color w:val="1A1A1A"/>
+        </w:rPr>
+        <w:t>/quarto-publish-worktree-bbddec42f2023b72'</w:t>
+      </w:r>
+    </w:p>
+    <w:p>
+      <w:pPr>
+        <w:shd w:val="clear" w:color="auto" w:fill="F2F2F2"/>
+        <w:spacing w:after="200"/>
+        <w:ind w:left="215" w:right="215"/>
+        <w:rPr>
+          <w:rFonts w:ascii="Consolas" w:eastAsia="Consolas" w:hAnsi="Consolas" w:cs="Consolas"/>
+          <w:color w:val="1A1A1A"/>
+        </w:rPr>
+      </w:pPr>
+      <w:r>
+        <w:rPr>
+          <w:rFonts w:ascii="Consolas" w:eastAsia="Consolas" w:hAnsi="Consolas" w:cs="Consolas"/>
+          <w:color w:val="1A1A1A"/>
+        </w:rPr>
+        <w:t>ERROR: Error executing 'git': No such file or directory (</w:t>
+      </w:r>
+      <w:proofErr w:type="spellStart"/>
+      <w:r>
+        <w:rPr>
+          <w:rFonts w:ascii="Consolas" w:eastAsia="Consolas" w:hAnsi="Consolas" w:cs="Consolas"/>
+          <w:color w:val="1A1A1A"/>
+        </w:rPr>
+        <w:t>os</w:t>
+      </w:r>
+      <w:proofErr w:type="spellEnd"/>
+      <w:r>
+        <w:rPr>
+          <w:rFonts w:ascii="Consolas" w:eastAsia="Consolas" w:hAnsi="Consolas" w:cs="Consolas"/>
+          <w:color w:val="1A1A1A"/>
+        </w:rPr>
+        <w:t xml:space="preserve"> error 2)</w:t>
+      </w:r>
+    </w:p>
+    <w:p>
+      <w:pPr>
+        <w:shd w:val="clear" w:color="auto" w:fill="F2F2F2"/>
+        <w:spacing w:after="200"/>
+        <w:ind w:left="215" w:right="215"/>
+        <w:rPr>
+          <w:rFonts w:ascii="Consolas" w:eastAsia="Consolas" w:hAnsi="Consolas" w:cs="Consolas"/>
+          <w:color w:val="1A1A1A"/>
+        </w:rPr>
+      </w:pPr>
+      <w:r>
+        <w:rPr>
+          <w:rFonts w:ascii="Consolas" w:eastAsia="Consolas" w:hAnsi="Consolas" w:cs="Consolas"/>
+          <w:color w:val="1A1A1A"/>
+        </w:rPr>
+        <w:t>Stack trace:</w:t>
+      </w:r>
+    </w:p>
+    <w:p>
+      <w:pPr>
+        <w:shd w:val="clear" w:color="auto" w:fill="F2F2F2"/>
+        <w:spacing w:after="200"/>
+        <w:ind w:left="215" w:right="215"/>
+        <w:rPr>
+          <w:rFonts w:ascii="Consolas" w:eastAsia="Consolas" w:hAnsi="Consolas" w:cs="Consolas"/>
+          <w:color w:val="1A1A1A"/>
+        </w:rPr>
+      </w:pPr>
+      <w:r>
+        <w:rPr>
+          <w:rFonts w:ascii="Consolas" w:eastAsia="Consolas" w:hAnsi="Consolas" w:cs="Consolas"/>
+          <w:color w:val="1A1A1A"/>
+        </w:rPr>
+        <w:t xml:space="preserve">    at </w:t>
+      </w:r>
+      <w:proofErr w:type="spellStart"/>
+      <w:r>
+        <w:rPr>
+          <w:rFonts w:ascii="Consolas" w:eastAsia="Consolas" w:hAnsi="Consolas" w:cs="Consolas"/>
+          <w:color w:val="1A1A1A"/>
+        </w:rPr>
+        <w:t>execProcess</w:t>
+      </w:r>
+      <w:proofErr w:type="spellEnd"/>
+      <w:r>
+        <w:rPr>
+          <w:rFonts w:ascii="Consolas" w:eastAsia="Consolas" w:hAnsi="Consolas" w:cs="Consolas"/>
+          <w:color w:val="1A1A1A"/>
+        </w:rPr>
+        <w:t xml:space="preserve"> (file:///Applications/quarto/bin/quarto.js:4970:15)</w:t>
+      </w:r>
+    </w:p>
+    <w:p>
+      <w:pPr>
+        <w:shd w:val="clear" w:color="auto" w:fill="F2F2F2"/>
+        <w:spacing w:after="200"/>
+        <w:ind w:left="215" w:right="215"/>
+        <w:rPr>
+          <w:rFonts w:ascii="Consolas" w:eastAsia="Consolas" w:hAnsi="Consolas" w:cs="Consolas"/>
+          <w:color w:val="1A1A1A"/>
+        </w:rPr>
+      </w:pPr>
+      <w:r>
+        <w:rPr>
+          <w:rFonts w:ascii="Consolas" w:eastAsia="Consolas" w:hAnsi="Consolas" w:cs="Consolas"/>
+          <w:color w:val="1A1A1A"/>
+        </w:rPr>
+        <w:t xml:space="preserve">    at </w:t>
+      </w:r>
+      <w:proofErr w:type="spellStart"/>
+      <w:r>
+        <w:rPr>
+          <w:rFonts w:ascii="Consolas" w:eastAsia="Consolas" w:hAnsi="Consolas" w:cs="Consolas"/>
+          <w:color w:val="1A1A1A"/>
+        </w:rPr>
+        <w:t>withWorktree</w:t>
+      </w:r>
+      <w:proofErr w:type="spellEnd"/>
+      <w:r>
+        <w:rPr>
+          <w:rFonts w:ascii="Consolas" w:eastAsia="Consolas" w:hAnsi="Consolas" w:cs="Consolas"/>
+          <w:color w:val="1A1A1A"/>
+        </w:rPr>
+        <w:t xml:space="preserve"> (file:///Applications/quarto/bin/quarto.js:120198:11)</w:t>
+      </w:r>
+    </w:p>
+    <w:p>
+      <w:pPr>
+        <w:shd w:val="clear" w:color="auto" w:fill="F2F2F2"/>
+        <w:spacing w:after="200"/>
+        <w:ind w:left="215" w:right="215"/>
+        <w:rPr>
+          <w:rFonts w:ascii="Consolas" w:eastAsia="Consolas" w:hAnsi="Consolas" w:cs="Consolas"/>
+          <w:color w:val="1A1A1A"/>
+        </w:rPr>
+      </w:pPr>
+      <w:r>
+        <w:rPr>
+          <w:rFonts w:ascii="Consolas" w:eastAsia="Consolas" w:hAnsi="Consolas" w:cs="Consolas"/>
+          <w:color w:val="1A1A1A"/>
+        </w:rPr>
+        <w:t xml:space="preserve">    at </w:t>
+      </w:r>
+      <w:proofErr w:type="spellStart"/>
+      <w:r>
+        <w:rPr>
+          <w:rFonts w:ascii="Consolas" w:eastAsia="Consolas" w:hAnsi="Consolas" w:cs="Consolas"/>
+          <w:color w:val="1A1A1A"/>
+        </w:rPr>
+        <w:t>eventLoopTick</w:t>
+      </w:r>
+      <w:proofErr w:type="spellEnd"/>
+      <w:r>
+        <w:rPr>
+          <w:rFonts w:ascii="Consolas" w:eastAsia="Consolas" w:hAnsi="Consolas" w:cs="Consolas"/>
+          <w:color w:val="1A1A1A"/>
+        </w:rPr>
+        <w:t xml:space="preserve"> (</w:t>
+      </w:r>
+      <w:proofErr w:type="spellStart"/>
+      <w:proofErr w:type="gramStart"/>
+      <w:r>
+        <w:rPr>
+          <w:rFonts w:ascii="Consolas" w:eastAsia="Consolas" w:hAnsi="Consolas" w:cs="Consolas"/>
+          <w:color w:val="1A1A1A"/>
+        </w:rPr>
+        <w:t>ext:core</w:t>
+      </w:r>
+      <w:proofErr w:type="spellEnd"/>
+      <w:r>
+        <w:rPr>
+          <w:rFonts w:ascii="Consolas" w:eastAsia="Consolas" w:hAnsi="Consolas" w:cs="Consolas"/>
+          <w:color w:val="1A1A1A"/>
+        </w:rPr>
+        <w:t>/01_core.js</w:t>
+      </w:r>
+      <w:proofErr w:type="gramEnd"/>
+      <w:r>
+        <w:rPr>
+          <w:rFonts w:ascii="Consolas" w:eastAsia="Consolas" w:hAnsi="Consolas" w:cs="Consolas"/>
+          <w:color w:val="1A1A1A"/>
+        </w:rPr>
+        <w:t>:175:7)</w:t>
+      </w:r>
+    </w:p>
+    <w:p>
+      <w:pPr>
+        <w:shd w:val="clear" w:color="auto" w:fill="F2F2F2"/>
+        <w:spacing w:after="200"/>
+        <w:ind w:left="215" w:right="215"/>
+        <w:rPr>
+          <w:rFonts w:ascii="Consolas" w:eastAsia="Consolas" w:hAnsi="Consolas" w:cs="Consolas"/>
+          <w:color w:val="1A1A1A"/>
+        </w:rPr>
+      </w:pPr>
+      <w:r>
+        <w:rPr>
+          <w:rFonts w:ascii="Consolas" w:eastAsia="Consolas" w:hAnsi="Consolas" w:cs="Consolas"/>
+          <w:color w:val="1A1A1A"/>
+        </w:rPr>
+        <w:t xml:space="preserve">    at async Object.publish1 [as publish] (file:///Applications/quarto/bin/quarto.js:120029:5)</w:t>
+      </w:r>
+    </w:p>
+    <w:p>
+      <w:pPr>
+        <w:shd w:val="clear" w:color="auto" w:fill="F2F2F2"/>
+        <w:spacing w:after="200"/>
+        <w:ind w:left="215" w:right="215"/>
+        <w:rPr>
+          <w:rFonts w:ascii="Consolas" w:eastAsia="Consolas" w:hAnsi="Consolas" w:cs="Consolas"/>
+          <w:color w:val="1A1A1A"/>
+        </w:rPr>
+      </w:pPr>
+      <w:r>
+        <w:rPr>
+          <w:rFonts w:ascii="Consolas" w:eastAsia="Consolas" w:hAnsi="Consolas" w:cs="Consolas"/>
+          <w:color w:val="1A1A1A"/>
+        </w:rPr>
+        <w:t xml:space="preserve">    at async </w:t>
+      </w:r>
+      <w:proofErr w:type="spellStart"/>
+      <w:r>
+        <w:rPr>
+          <w:rFonts w:ascii="Consolas" w:eastAsia="Consolas" w:hAnsi="Consolas" w:cs="Consolas"/>
+          <w:color w:val="1A1A1A"/>
+        </w:rPr>
+        <w:t>publishSite</w:t>
+      </w:r>
+      <w:proofErr w:type="spellEnd"/>
+      <w:r>
+        <w:rPr>
+          <w:rFonts w:ascii="Consolas" w:eastAsia="Consolas" w:hAnsi="Consolas" w:cs="Consolas"/>
+          <w:color w:val="1A1A1A"/>
+        </w:rPr>
+        <w:t xml:space="preserve"> (file:///Applications/quarto/bin/quarto.js:124234:38)</w:t>
+      </w:r>
+    </w:p>
+    <w:p>
+      <w:pPr>
+        <w:shd w:val="clear" w:color="auto" w:fill="F2F2F2"/>
+        <w:spacing w:after="200"/>
+        <w:ind w:left="215" w:right="215"/>
+        <w:rPr>
+          <w:rFonts w:ascii="Consolas" w:eastAsia="Consolas" w:hAnsi="Consolas" w:cs="Consolas"/>
+          <w:color w:val="1A1A1A"/>
+        </w:rPr>
+      </w:pPr>
+      <w:r>
+        <w:rPr>
+          <w:rFonts w:ascii="Consolas" w:eastAsia="Consolas" w:hAnsi="Consolas" w:cs="Consolas"/>
+          <w:color w:val="1A1A1A"/>
+        </w:rPr>
+        <w:t xml:space="preserve">    at async publish7 (file:///Applications/quarto/bin/quarto.js:124455:61)</w:t>
+      </w:r>
+    </w:p>
+    <w:p>
+      <w:pPr>
+        <w:shd w:val="clear" w:color="auto" w:fill="F2F2F2"/>
+        <w:spacing w:after="200"/>
+        <w:ind w:left="215" w:right="215"/>
+        <w:rPr>
+          <w:rFonts w:ascii="Consolas" w:eastAsia="Consolas" w:hAnsi="Consolas" w:cs="Consolas"/>
+          <w:color w:val="1A1A1A"/>
+        </w:rPr>
+      </w:pPr>
+      <w:r>
+        <w:rPr>
+          <w:rFonts w:ascii="Consolas" w:eastAsia="Consolas" w:hAnsi="Consolas" w:cs="Consolas"/>
+          <w:color w:val="1A1A1A"/>
+        </w:rPr>
+        <w:t xml:space="preserve">    at async </w:t>
+      </w:r>
+      <w:proofErr w:type="spellStart"/>
+      <w:r>
+        <w:rPr>
+          <w:rFonts w:ascii="Consolas" w:eastAsia="Consolas" w:hAnsi="Consolas" w:cs="Consolas"/>
+          <w:color w:val="1A1A1A"/>
+        </w:rPr>
+        <w:t>doPublish</w:t>
+      </w:r>
+      <w:proofErr w:type="spellEnd"/>
+      <w:r>
+        <w:rPr>
+          <w:rFonts w:ascii="Consolas" w:eastAsia="Consolas" w:hAnsi="Consolas" w:cs="Consolas"/>
+          <w:color w:val="1A1A1A"/>
+        </w:rPr>
+        <w:t xml:space="preserve"> (file:///Applications/quarto/bin/quarto.js:124415:13)</w:t>
+      </w:r>
+    </w:p>
+    <w:p>
+      <w:pPr>
+        <w:shd w:val="clear" w:color="auto" w:fill="F2F2F2"/>
+        <w:spacing w:after="200"/>
+        <w:ind w:left="215" w:right="215"/>
+        <w:rPr>
+          <w:rFonts w:ascii="Consolas" w:eastAsia="Consolas" w:hAnsi="Consolas" w:cs="Consolas"/>
+          <w:color w:val="1A1A1A"/>
+        </w:rPr>
+      </w:pPr>
+      <w:r>
+        <w:rPr>
+          <w:rFonts w:ascii="Consolas" w:eastAsia="Consolas" w:hAnsi="Consolas" w:cs="Consolas"/>
+          <w:color w:val="1A1A1A"/>
+        </w:rPr>
+        <w:t xml:space="preserve">    at async </w:t>
+      </w:r>
+      <w:proofErr w:type="spellStart"/>
+      <w:r>
+        <w:rPr>
+          <w:rFonts w:ascii="Consolas" w:eastAsia="Consolas" w:hAnsi="Consolas" w:cs="Consolas"/>
+          <w:color w:val="1A1A1A"/>
+        </w:rPr>
+        <w:t>publishAction</w:t>
+      </w:r>
+      <w:proofErr w:type="spellEnd"/>
+      <w:r>
+        <w:rPr>
+          <w:rFonts w:ascii="Consolas" w:eastAsia="Consolas" w:hAnsi="Consolas" w:cs="Consolas"/>
+          <w:color w:val="1A1A1A"/>
+        </w:rPr>
+        <w:t xml:space="preserve"> (file:///Applications/quarto/bin/quarto.js:124426:9)</w:t>
+      </w:r>
+    </w:p>
+    <w:p>
+      <w:pPr>
+        <w:shd w:val="clear" w:color="auto" w:fill="F2F2F2"/>
+        <w:spacing w:after="200"/>
+        <w:ind w:left="215" w:right="215"/>
+        <w:rPr>
+          <w:rFonts w:ascii="Consolas" w:eastAsia="Consolas" w:hAnsi="Consolas" w:cs="Consolas"/>
+          <w:color w:val="1A1A1A"/>
+        </w:rPr>
+      </w:pPr>
+      <w:r>
+        <w:rPr>
+          <w:rFonts w:ascii="Consolas" w:eastAsia="Consolas" w:hAnsi="Consolas" w:cs="Consolas"/>
+          <w:color w:val="1A1A1A"/>
+        </w:rPr>
+        <w:t xml:space="preserve">    at async </w:t>
+      </w:r>
+      <w:proofErr w:type="spellStart"/>
+      <w:r>
+        <w:rPr>
+          <w:rFonts w:ascii="Consolas" w:eastAsia="Consolas" w:hAnsi="Consolas" w:cs="Consolas"/>
+          <w:color w:val="1A1A1A"/>
+        </w:rPr>
+        <w:t>Command.actionHandler</w:t>
+      </w:r>
+      <w:proofErr w:type="spellEnd"/>
+      <w:r>
+        <w:rPr>
+          <w:rFonts w:ascii="Consolas" w:eastAsia="Consolas" w:hAnsi="Consolas" w:cs="Consolas"/>
+          <w:color w:val="1A1A1A"/>
+        </w:rPr>
+        <w:t xml:space="preserve"> (file:///Applications/quarto/bin/quarto.js:124403:9)</w:t>
+      </w:r>
+    </w:p>
+    <w:p>
+      <w:pPr>
+        <w:shd w:val="clear" w:color="auto" w:fill="F2F2F2"/>
+        <w:spacing w:after="200"/>
+        <w:ind w:left="215" w:right="215"/>
+      </w:pPr>
+      <w:r>
+        <w:rPr>
+          <w:rFonts w:ascii="Consolas" w:eastAsia="Consolas" w:hAnsi="Consolas" w:cs="Consolas"/>
+          <w:color w:val="1A1A1A"/>
+        </w:rPr>
+        <w:t xml:space="preserve">    at async </w:t>
+      </w:r>
+      <w:proofErr w:type="spellStart"/>
+      <w:r>
+        <w:rPr>
+          <w:rFonts w:ascii="Consolas" w:eastAsia="Consolas" w:hAnsi="Consolas" w:cs="Consolas"/>
+          <w:color w:val="1A1A1A"/>
+        </w:rPr>
+        <w:t>Command.execute</w:t>
+      </w:r>
+      <w:proofErr w:type="spellEnd"/>
+      <w:r>
+        <w:rPr>
+          <w:rFonts w:ascii="Consolas" w:eastAsia="Consolas" w:hAnsi="Consolas" w:cs="Consolas"/>
+          <w:color w:val="1A1A1A"/>
+        </w:rPr>
+        <w:t xml:space="preserve"> (file:///Applications/quarto/bin/quarto.js:8253:13)</w:t>
+      </w:r>
+    </w:p>
+    <w:p>
+      <w:pPr>
+        <w:shd w:val="clear" w:color="auto" w:fill="3A59A0"/>
+        <w:spacing w:before="120" w:after="40"/>
+      </w:pPr>
+      <w:r>
+        <w:rPr>
+          <w:rFonts w:ascii="Calibri" w:eastAsia="Calibri" w:hAnsi="Calibri" w:cs="Calibri"/>
+          <w:b/>
+          <w:bCs/>
+          <w:color w:val="FFFFFF"/>
+          <w:sz w:val="16"/>
+          <w:szCs w:val="16"/>
+        </w:rPr>
+        <w:t xml:space="preserve">  </w:t>
+      </w:r>
+      <w:proofErr w:type="gramStart"/>
+      <w:r>
+        <w:rPr>
+          <w:rFonts w:ascii="Calibri" w:eastAsia="Calibri" w:hAnsi="Calibri" w:cs="Calibri"/>
+          <w:b/>
+          <w:bCs/>
+          <w:color w:val="FFFFFF"/>
+          <w:sz w:val="16"/>
+          <w:szCs w:val="16"/>
+        </w:rPr>
+        <w:t>TERMINAL  (</w:t>
+      </w:r>
+      <w:proofErr w:type="gramEnd"/>
+      <w:r>
+        <w:rPr>
+          <w:rFonts w:ascii="Calibri" w:eastAsia="Calibri" w:hAnsi="Calibri" w:cs="Calibri"/>
+          <w:b/>
+          <w:bCs/>
+          <w:color w:val="FFFFFF"/>
+          <w:sz w:val="16"/>
+          <w:szCs w:val="16"/>
+        </w:rPr>
+        <w:t>Debugging)</w:t>
+      </w:r>
+    </w:p>
+    <w:p>
+      <w:pPr>
+        <w:shd w:val="clear" w:color="auto" w:fill="F2F2F2"/>
+        <w:spacing w:after="200"/>
+        <w:ind w:left="215" w:right="215"/>
+        <w:rPr>
+          <w:rFonts w:ascii="Consolas" w:eastAsia="Consolas" w:hAnsi="Consolas" w:cs="Consolas"/>
+          <w:color w:val="1A1A1A"/>
+        </w:rPr>
+      </w:pPr>
+      <w:r>
+        <w:rPr>
+          <w:rFonts w:ascii="Consolas" w:eastAsia="Consolas" w:hAnsi="Consolas" w:cs="Consolas"/>
+          <w:color w:val="1A1A1A"/>
+        </w:rPr>
+        <w:t xml:space="preserve">git </w:t>
+      </w:r>
+      <w:proofErr w:type="spellStart"/>
+      <w:r>
+        <w:rPr>
+          <w:rFonts w:ascii="Consolas" w:eastAsia="Consolas" w:hAnsi="Consolas" w:cs="Consolas"/>
+          <w:color w:val="1A1A1A"/>
+        </w:rPr>
+        <w:t>worktree</w:t>
+      </w:r>
+      <w:proofErr w:type="spellEnd"/>
+      <w:r>
+        <w:rPr>
+          <w:rFonts w:ascii="Consolas" w:eastAsia="Consolas" w:hAnsi="Consolas" w:cs="Consolas"/>
+          <w:color w:val="1A1A1A"/>
+        </w:rPr>
+        <w:t xml:space="preserve"> list</w:t>
+      </w:r>
+    </w:p>
+    <w:p>
+      <w:pPr>
+        <w:shd w:val="clear" w:color="auto" w:fill="F2F2F2"/>
+        <w:spacing w:after="200"/>
+        <w:ind w:left="215" w:right="215"/>
+        <w:rPr>
+          <w:rFonts w:ascii="Consolas" w:eastAsia="Consolas" w:hAnsi="Consolas" w:cs="Consolas"/>
+          <w:color w:val="1A1A1A"/>
+        </w:rPr>
+      </w:pPr>
+      <w:r>
+        <w:rPr>
+          <w:rFonts w:ascii="Consolas" w:eastAsia="Consolas" w:hAnsi="Consolas" w:cs="Consolas"/>
+          <w:color w:val="1A1A1A"/>
+        </w:rPr>
+        <w:t xml:space="preserve"># Should see multiple </w:t>
+      </w:r>
+      <w:proofErr w:type="spellStart"/>
+      <w:r>
+        <w:rPr>
+          <w:rFonts w:ascii="Consolas" w:eastAsia="Consolas" w:hAnsi="Consolas" w:cs="Consolas"/>
+          <w:color w:val="1A1A1A"/>
+        </w:rPr>
+        <w:t>worktrees</w:t>
+      </w:r>
+      <w:proofErr w:type="spellEnd"/>
+      <w:r>
+        <w:rPr>
+          <w:rFonts w:ascii="Consolas" w:eastAsia="Consolas" w:hAnsi="Consolas" w:cs="Consolas"/>
+          <w:color w:val="1A1A1A"/>
+        </w:rPr>
+        <w:t>, including the one identified in the “fatal” message</w:t>
+      </w:r>
+    </w:p>
+    <w:p>
+      <w:pPr>
+        <w:shd w:val="clear" w:color="auto" w:fill="F2F2F2"/>
+        <w:spacing w:after="200"/>
+        <w:ind w:left="215" w:right="215"/>
+        <w:rPr>
+          <w:rFonts w:ascii="Consolas" w:eastAsia="Consolas" w:hAnsi="Consolas" w:cs="Consolas"/>
+          <w:color w:val="1A1A1A"/>
+        </w:rPr>
+      </w:pPr>
+      <w:r>
+        <w:rPr>
+          <w:rFonts w:ascii="Consolas" w:eastAsia="Consolas" w:hAnsi="Consolas" w:cs="Consolas"/>
+          <w:color w:val="1A1A1A"/>
+        </w:rPr>
+        <w:t xml:space="preserve">git </w:t>
+      </w:r>
+      <w:proofErr w:type="spellStart"/>
+      <w:r>
+        <w:rPr>
+          <w:rFonts w:ascii="Consolas" w:eastAsia="Consolas" w:hAnsi="Consolas" w:cs="Consolas"/>
+          <w:color w:val="1A1A1A"/>
+        </w:rPr>
+        <w:t>worktree</w:t>
+      </w:r>
+      <w:proofErr w:type="spellEnd"/>
+      <w:r>
+        <w:rPr>
+          <w:rFonts w:ascii="Consolas" w:eastAsia="Consolas" w:hAnsi="Consolas" w:cs="Consolas"/>
+          <w:color w:val="1A1A1A"/>
+        </w:rPr>
+        <w:t xml:space="preserve"> remove --</w:t>
+      </w:r>
+      <w:proofErr w:type="gramStart"/>
+      <w:r>
+        <w:rPr>
+          <w:rFonts w:ascii="Consolas" w:eastAsia="Consolas" w:hAnsi="Consolas" w:cs="Consolas"/>
+          <w:color w:val="1A1A1A"/>
+        </w:rPr>
+        <w:t>force .quarto</w:t>
+      </w:r>
+      <w:proofErr w:type="gramEnd"/>
+      <w:r>
+        <w:rPr>
+          <w:rFonts w:ascii="Consolas" w:eastAsia="Consolas" w:hAnsi="Consolas" w:cs="Consolas"/>
+          <w:color w:val="1A1A1A"/>
+        </w:rPr>
+        <w:t>/quarto-publish-</w:t>
+      </w:r>
+      <w:proofErr w:type="spellStart"/>
+      <w:r>
+        <w:rPr>
+          <w:rFonts w:ascii="Consolas" w:eastAsia="Consolas" w:hAnsi="Consolas" w:cs="Consolas"/>
+          <w:color w:val="1A1A1A"/>
+        </w:rPr>
+        <w:t>worktree</w:t>
+      </w:r>
+      <w:proofErr w:type="spellEnd"/>
+      <w:r>
+        <w:rPr>
+          <w:rFonts w:ascii="Consolas" w:eastAsia="Consolas" w:hAnsi="Consolas" w:cs="Consolas"/>
+          <w:color w:val="1A1A1A"/>
+        </w:rPr>
+        <w:t>-</w:t>
+      </w:r>
+      <w:r>
+        <w:rPr>
+          <w:rFonts w:ascii="Consolas" w:eastAsia="Consolas" w:hAnsi="Consolas" w:cs="Consolas"/>
+          <w:color w:val="1A1A1A"/>
+        </w:rPr>
+        <w:t>&lt;ID_NUM_OF_WRONG_WORKTREE&gt;</w:t>
+      </w:r>
+    </w:p>
+    <w:p>
+      <w:pPr>
+        <w:shd w:val="clear" w:color="auto" w:fill="F2F2F2"/>
+        <w:spacing w:after="200"/>
+        <w:ind w:left="215" w:right="215"/>
+        <w:rPr>
+          <w:rFonts w:ascii="Consolas" w:eastAsia="Consolas" w:hAnsi="Consolas" w:cs="Consolas"/>
+          <w:color w:val="1A1A1A"/>
+        </w:rPr>
+      </w:pPr>
+      <w:r>
+        <w:rPr>
+          <w:rFonts w:ascii="Consolas" w:eastAsia="Consolas" w:hAnsi="Consolas" w:cs="Consolas"/>
+          <w:color w:val="1A1A1A"/>
+        </w:rPr>
+        <w:t xml:space="preserve">git </w:t>
+      </w:r>
+      <w:proofErr w:type="spellStart"/>
+      <w:r>
+        <w:rPr>
+          <w:rFonts w:ascii="Consolas" w:eastAsia="Consolas" w:hAnsi="Consolas" w:cs="Consolas"/>
+          <w:color w:val="1A1A1A"/>
+        </w:rPr>
+        <w:t>worktree</w:t>
+      </w:r>
+      <w:proofErr w:type="spellEnd"/>
+      <w:r>
+        <w:rPr>
+          <w:rFonts w:ascii="Consolas" w:eastAsia="Consolas" w:hAnsi="Consolas" w:cs="Consolas"/>
+          <w:color w:val="1A1A1A"/>
+        </w:rPr>
+        <w:t xml:space="preserve"> list</w:t>
+      </w:r>
+      <w:r>
+        <w:rPr>
+          <w:rFonts w:ascii="Consolas" w:eastAsia="Consolas" w:hAnsi="Consolas" w:cs="Consolas"/>
+          <w:color w:val="1A1A1A"/>
+        </w:rPr>
+        <w:t xml:space="preserve"> </w:t>
+      </w:r>
+    </w:p>
+    <w:p>
+      <w:pPr>
+        <w:shd w:val="clear" w:color="auto" w:fill="F2F2F2"/>
+        <w:spacing w:after="200"/>
+        <w:ind w:left="215" w:right="215"/>
+        <w:rPr>
+          <w:rFonts w:ascii="Consolas" w:eastAsia="Consolas" w:hAnsi="Consolas" w:cs="Consolas"/>
+          <w:color w:val="1A1A1A"/>
+        </w:rPr>
+      </w:pPr>
+      <w:r>
+        <w:rPr>
+          <w:rFonts w:ascii="Consolas" w:eastAsia="Consolas" w:hAnsi="Consolas" w:cs="Consolas"/>
+          <w:color w:val="1A1A1A"/>
+        </w:rPr>
+        <w:t xml:space="preserve"># Just to check, run the </w:t>
+      </w:r>
+      <w:proofErr w:type="spellStart"/>
+      <w:r>
+        <w:rPr>
+          <w:rFonts w:ascii="Consolas" w:eastAsia="Consolas" w:hAnsi="Consolas" w:cs="Consolas"/>
+          <w:color w:val="1A1A1A"/>
+        </w:rPr>
+        <w:t>worktree</w:t>
+      </w:r>
+      <w:proofErr w:type="spellEnd"/>
+      <w:r>
+        <w:rPr>
+          <w:rFonts w:ascii="Consolas" w:eastAsia="Consolas" w:hAnsi="Consolas" w:cs="Consolas"/>
+          <w:color w:val="1A1A1A"/>
+        </w:rPr>
+        <w:t xml:space="preserve"> list code again – should only see the main </w:t>
+      </w:r>
+      <w:proofErr w:type="spellStart"/>
+      <w:r>
+        <w:rPr>
+          <w:rFonts w:ascii="Consolas" w:eastAsia="Consolas" w:hAnsi="Consolas" w:cs="Consolas"/>
+          <w:color w:val="1A1A1A"/>
+        </w:rPr>
+        <w:t>worktree</w:t>
+      </w:r>
+      <w:proofErr w:type="spellEnd"/>
+    </w:p>
+    <w:p>
+      <w:pPr>
+        <w:shd w:val="clear" w:color="auto" w:fill="F2F2F2"/>
+        <w:spacing w:after="200"/>
+        <w:ind w:left="215" w:right="215"/>
+        <w:rPr>
+          <w:rFonts w:ascii="Consolas" w:eastAsia="Consolas" w:hAnsi="Consolas" w:cs="Consolas"/>
+          <w:color w:val="1A1A1A"/>
+        </w:rPr>
+      </w:pPr>
+      <w:r>
+        <w:rPr>
+          <w:rFonts w:ascii="Consolas" w:eastAsia="Consolas" w:hAnsi="Consolas" w:cs="Consolas"/>
+          <w:color w:val="1A1A1A"/>
+        </w:rPr>
+        <w:t>rm -</w:t>
+      </w:r>
+      <w:proofErr w:type="gramStart"/>
+      <w:r>
+        <w:rPr>
+          <w:rFonts w:ascii="Consolas" w:eastAsia="Consolas" w:hAnsi="Consolas" w:cs="Consolas"/>
+          <w:color w:val="1A1A1A"/>
+        </w:rPr>
+        <w:t>rf .quarto</w:t>
+      </w:r>
+      <w:proofErr w:type="gramEnd"/>
+    </w:p>
+    <w:p>
+      <w:pPr>
+        <w:shd w:val="clear" w:color="auto" w:fill="F2F2F2"/>
+        <w:spacing w:after="200"/>
+        <w:ind w:left="215" w:right="215"/>
+        <w:rPr>
+          <w:rFonts w:ascii="Consolas" w:eastAsia="Consolas" w:hAnsi="Consolas" w:cs="Consolas"/>
+          <w:color w:val="1A1A1A"/>
+        </w:rPr>
+      </w:pPr>
+      <w:r>
+        <w:rPr>
+          <w:rFonts w:ascii="Consolas" w:eastAsia="Consolas" w:hAnsi="Consolas" w:cs="Consolas"/>
+          <w:color w:val="1A1A1A"/>
+        </w:rPr>
+        <w:t># Clears Quarto’s local cache – this is safe and eliminate the main files</w:t>
+      </w:r>
+    </w:p>
+    <w:p>
+      <w:pPr>
+        <w:shd w:val="clear" w:color="auto" w:fill="F2F2F2"/>
+        <w:spacing w:after="200"/>
+        <w:ind w:left="215" w:right="215"/>
+        <w:rPr>
+          <w:rFonts w:ascii="Consolas" w:eastAsia="Consolas" w:hAnsi="Consolas" w:cs="Consolas"/>
+          <w:color w:val="1A1A1A"/>
+        </w:rPr>
+      </w:pPr>
+      <w:r>
+        <w:rPr>
+          <w:rFonts w:ascii="Consolas" w:eastAsia="Consolas" w:hAnsi="Consolas" w:cs="Consolas"/>
+          <w:color w:val="1A1A1A"/>
+        </w:rPr>
+        <w:t xml:space="preserve">quarto publish </w:t>
+      </w:r>
+      <w:proofErr w:type="spellStart"/>
+      <w:r>
+        <w:rPr>
+          <w:rFonts w:ascii="Consolas" w:eastAsia="Consolas" w:hAnsi="Consolas" w:cs="Consolas"/>
+          <w:color w:val="1A1A1A"/>
+        </w:rPr>
+        <w:t>gh</w:t>
+      </w:r>
+      <w:proofErr w:type="spellEnd"/>
+      <w:r>
+        <w:rPr>
+          <w:rFonts w:ascii="Consolas" w:eastAsia="Consolas" w:hAnsi="Consolas" w:cs="Consolas"/>
+          <w:color w:val="1A1A1A"/>
+        </w:rPr>
+        <w:t>-pages</w:t>
+      </w:r>
+    </w:p>
+    <w:p>
+      <w:pPr>
+        <w:spacing w:after="80"/>
+      </w:pPr>
     </w:p>
     <w:sectPr>
       <w:pgSz w:w="12240" w:h="15840"/>
